--- a/arbeitsblaetter/ZUSATZ_Links_und_Quellen.docx
+++ b/arbeitsblaetter/ZUSATZ_Links_und_Quellen.docx
@@ -205,7 +205,7 @@
                 <w:color w:val="172A3A"/>
                 <w:sz w:val="19"/>
               </w:rPr>
-              <w:t>Oeffne START_Links_und_Quellen.docx und speichere eine Kopie im Ordner IB.</w:t>
+              <w:t>Öffne START_Links_und_Quellen.docx und speichere eine Kopie im Ordner IB.</w:t>
             </w:r>
           </w:p>
           <w:p>
@@ -492,7 +492,7 @@
                 <w:color w:val="172A3A"/>
                 <w:sz w:val="18"/>
               </w:rPr>
-              <w:t>Sind beide Woertergruppen wirklich anklickbare Links? Oeffnen sich die angegebenen Webseiten? Ist die Quellenzeile ergaenzt?</w:t>
+              <w:t>Sind beide Wörtergruppen wirklich anklickbare Links? Öffnen sich die angegebenen Webseiten? Ist die Quellenzeile ergänzt?</w:t>
             </w:r>
           </w:p>
         </w:tc>

--- a/arbeitsblaetter/ZUSATZ_Links_und_Quellen.docx
+++ b/arbeitsblaetter/ZUSATZ_Links_und_Quellen.docx
@@ -40,7 +40,7 @@
           <w:color w:val="667684"/>
           <w:sz w:val="21"/>
         </w:rPr>
-        <w:t>Verbinde verstaendliche Linktexte mit richtigen Webseiten und nenne eine Quelle.</w:t>
+        <w:t>Verbinde verständliche Linktexte mit richtigen Webseiten und nenne eine Quelle.</w:t>
       </w:r>
     </w:p>
     <w:tbl>
@@ -229,7 +229,7 @@
                 <w:color w:val="17324D"/>
                 <w:sz w:val="18"/>
               </w:rPr>
-              <w:t>Markiere «Berufsberatung Schweiz» und druecke Strg + K.</w:t>
+              <w:t>Markiere «Berufsberatung Schweiz» und drücke Strg + K.</w:t>
             </w:r>
             <w:r>
               <w:rPr>
@@ -263,7 +263,7 @@
                 <w:color w:val="17324D"/>
                 <w:sz w:val="18"/>
               </w:rPr>
-              <w:t>Markiere «SBB Fahrplan» und druecke Strg + K.</w:t>
+              <w:t>Markiere «SBB Fahrplan» und drücke Strg + K.</w:t>
             </w:r>
             <w:r>
               <w:rPr>
@@ -358,7 +358,7 @@
                 <w:color w:val="172A3A"/>
                 <w:sz w:val="18"/>
               </w:rPr>
-              <w:t>Ergaenze die vorhandene Zeile «Quelle:» mit diesen Angaben: Berufsberatung Schweiz · Informationen zu Berufen · www.berufsberatung.ch · Zugriffsdatum heute. Die Angabe nennt, wo man Informationen nachlesen kann.</w:t>
+              <w:t>Ergänze die vorhandene Zeile «Quelle:» mit diesen Angaben: Berufsberatung Schweiz · Informationen zu Berufen · www.berufsberatung.ch · Zugriffsdatum heute. Die Angabe nennt, wo man Informationen nachlesen kann.</w:t>
             </w:r>
           </w:p>
         </w:tc>
@@ -425,7 +425,7 @@
                 <w:color w:val="172A3A"/>
                 <w:sz w:val="19"/>
               </w:rPr>
-              <w:t>Ein guter Linktext verraet das Ziel. «Berufsberatung Schweiz» ist besser als «Hier klicken». Die Quelle soll zu der Information passen.</w:t>
+              <w:t>Ein guter Linktext verrät das Ziel. «Berufsberatung Schweiz» ist besser als «Hier klicken». Die Quelle soll zu der Information passen.</w:t>
             </w:r>
           </w:p>
         </w:tc>

--- a/arbeitsblaetter/ZUSATZ_Links_und_Quellen.docx
+++ b/arbeitsblaetter/ZUSATZ_Links_und_Quellen.docx
@@ -229,7 +229,7 @@
                 <w:color w:val="17324D"/>
                 <w:sz w:val="18"/>
               </w:rPr>
-              <w:t>Markiere «Berufsberatung Schweiz» und drücke Strg + K.</w:t>
+              <w:t>Markiere «Lehre EFZ (Berufsberatung Schweiz)» und drücke Strg + K.</w:t>
             </w:r>
             <w:r>
               <w:rPr>
@@ -239,7 +239,7 @@
                 <w:color w:val="172A3A"/>
                 <w:sz w:val="18"/>
               </w:rPr>
-              <w:t xml:space="preserve">  Adresse: https://www.berufsberatung.ch/</w:t>
+              <w:t xml:space="preserve">  Adresse: https://www.berufsberatung.ch/de/bildungssystem/d/lehre-efz</w:t>
             </w:r>
           </w:p>
           <w:p>
@@ -329,7 +329,7 @@
                 <w:color w:val="FFFFFF"/>
                 <w:sz w:val="16"/>
               </w:rPr>
-              <w:t>QUELLE</w:t>
+              <w:t>FAKT + QUELLE</w:t>
             </w:r>
           </w:p>
         </w:tc>
@@ -358,7 +358,22 @@
                 <w:color w:val="172A3A"/>
                 <w:sz w:val="18"/>
               </w:rPr>
-              <w:t>Ergänze die vorhandene Zeile «Quelle:» mit diesen Angaben: Berufsberatung Schweiz · Informationen zu Berufen · www.berufsberatung.ch · Zugriffsdatum heute. Die Angabe nennt, wo man Informationen nachlesen kann.</w:t>
+              <w:t>Öffne den ersten Link (in Word meist Strg + Klick). Lies auf der Seite «Lehre EFZ» den Abschnitt «Dauer». Ergänze im Startdokument in eigenen Worten, wie viele Jahre eine EFZ-Lehre dauert.</w:t>
+            </w:r>
+          </w:p>
+          <w:p>
+            <w:pPr>
+              <w:spacing w:before="0" w:after="10" w:line="240" w:lineRule="auto"/>
+            </w:pPr>
+            <w:r>
+              <w:rPr>
+                <w:rFonts w:ascii="Arial" w:hAnsi="Arial" w:eastAsia="Arial"/>
+                <w:b w:val="0"/>
+                <w:i w:val="0"/>
+                <w:color w:val="172A3A"/>
+                <w:sz w:val="18"/>
+              </w:rPr>
+              <w:t>Trage bei «Quelle:» Anbieter, Seitentitel «Lehre EFZ», genaue Webadresse und heutiges Zugriffsdatum ein. So belegt die Quelle eine konkrete Aussage.</w:t>
             </w:r>
           </w:p>
         </w:tc>
@@ -425,7 +440,7 @@
                 <w:color w:val="172A3A"/>
                 <w:sz w:val="19"/>
               </w:rPr>
-              <w:t>Ein guter Linktext verrät das Ziel. «Berufsberatung Schweiz» ist besser als «Hier klicken». Die Quelle soll zu der Information passen.</w:t>
+              <w:t>Ein guter Linktext verrät das Ziel. Eine Quelle muss zur verwendeten Information passen, nicht irgendeine Seite nennen. Einem Link in Word folgst du meist mit Strg + Klick.</w:t>
             </w:r>
           </w:p>
         </w:tc>
@@ -492,7 +507,7 @@
                 <w:color w:val="172A3A"/>
                 <w:sz w:val="18"/>
               </w:rPr>
-              <w:t>Sind beide Wörtergruppen wirklich anklickbare Links? Öffnen sich die angegebenen Webseiten? Ist die Quellenzeile ergänzt?</w:t>
+              <w:t>Sind zwei echte Hyperlinks vorhanden? Stimmt die Dauer der EFZ-Lehre mit der verlinkten Seite überein? Belegt die Quellenzeile diese Information mit heutigem Zugriffsdatum?</w:t>
             </w:r>
           </w:p>
         </w:tc>
